--- a/4лаб/ООП Драшпуль О.В. ІМ-51.docx
+++ b/4лаб/ООП Драшпуль О.В. ІМ-51.docx
@@ -2184,6 +2184,117 @@
           <w:lang w:val="uk-UA"/>
         </w:rPr>
         <w:t xml:space="preserve">На панелі інструментів ToolBar розташовано 6 кнопок вибору режимів малювання з підказками (Tooltips). </w:t>
+      </w:r>
+    </w:p>
+    <w:p>
+      <w:pPr>
+        <w:ind w:left="360"/>
+        <w:jc w:val="both"/>
+        <w:rPr>
+          <w:rFonts w:ascii="Times New Roman" w:hAnsi="Times New Roman" w:cs="Times New Roman"/>
+          <w:sz w:val="28"/>
+          <w:szCs w:val="20"/>
+          <w:lang w:val="uk-UA"/>
+        </w:rPr>
+      </w:pPr>
+      <w:r>
+        <w:rPr>
+          <w:rFonts w:ascii="Times New Roman" w:hAnsi="Times New Roman" w:cs="Times New Roman"/>
+          <w:sz w:val="28"/>
+          <w:szCs w:val="20"/>
+          <w:lang w:val="uk-UA"/>
+        </w:rPr>
+        <w:drawing>
+          <wp:inline distT="0" distB="0" distL="0" distR="0" wp14:anchorId="583CB511" wp14:editId="2BFB1FE6">
+            <wp:extent cx="3829584" cy="2572109"/>
+            <wp:effectExtent l="0" t="0" r="0" b="0"/>
+            <wp:docPr id="992693346" name="Рисунок 1"/>
+            <wp:cNvGraphicFramePr>
+              <a:graphicFrameLocks xmlns:a="http://schemas.openxmlformats.org/drawingml/2006/main" noChangeAspect="1"/>
+            </wp:cNvGraphicFramePr>
+            <a:graphic xmlns:a="http://schemas.openxmlformats.org/drawingml/2006/main">
+              <a:graphicData uri="http://schemas.openxmlformats.org/drawingml/2006/picture">
+                <pic:pic xmlns:pic="http://schemas.openxmlformats.org/drawingml/2006/picture">
+                  <pic:nvPicPr>
+                    <pic:cNvPr id="992693346" name=""/>
+                    <pic:cNvPicPr/>
+                  </pic:nvPicPr>
+                  <pic:blipFill>
+                    <a:blip r:embed="rId8"/>
+                    <a:stretch>
+                      <a:fillRect/>
+                    </a:stretch>
+                  </pic:blipFill>
+                  <pic:spPr>
+                    <a:xfrm>
+                      <a:off x="0" y="0"/>
+                      <a:ext cx="3829584" cy="2572109"/>
+                    </a:xfrm>
+                    <a:prstGeom prst="rect">
+                      <a:avLst/>
+                    </a:prstGeom>
+                  </pic:spPr>
+                </pic:pic>
+              </a:graphicData>
+            </a:graphic>
+          </wp:inline>
+        </w:drawing>
+      </w:r>
+    </w:p>
+    <w:p>
+      <w:pPr>
+        <w:ind w:left="360"/>
+        <w:jc w:val="both"/>
+        <w:rPr>
+          <w:rFonts w:ascii="Times New Roman" w:hAnsi="Times New Roman" w:cs="Times New Roman"/>
+          <w:sz w:val="28"/>
+          <w:szCs w:val="20"/>
+          <w:lang w:val="uk-UA"/>
+        </w:rPr>
+      </w:pPr>
+      <w:r>
+        <w:rPr>
+          <w:rFonts w:ascii="Times New Roman" w:hAnsi="Times New Roman" w:cs="Times New Roman"/>
+          <w:sz w:val="28"/>
+          <w:szCs w:val="20"/>
+          <w:lang w:val="uk-UA"/>
+        </w:rPr>
+        <w:lastRenderedPageBreak/>
+        <w:drawing>
+          <wp:inline distT="0" distB="0" distL="0" distR="0" wp14:anchorId="0ECBACCB" wp14:editId="36B0B11A">
+            <wp:extent cx="3820058" cy="2524477"/>
+            <wp:effectExtent l="0" t="0" r="9525" b="9525"/>
+            <wp:docPr id="1849803761" name="Рисунок 1"/>
+            <wp:cNvGraphicFramePr>
+              <a:graphicFrameLocks xmlns:a="http://schemas.openxmlformats.org/drawingml/2006/main" noChangeAspect="1"/>
+            </wp:cNvGraphicFramePr>
+            <a:graphic xmlns:a="http://schemas.openxmlformats.org/drawingml/2006/main">
+              <a:graphicData uri="http://schemas.openxmlformats.org/drawingml/2006/picture">
+                <pic:pic xmlns:pic="http://schemas.openxmlformats.org/drawingml/2006/picture">
+                  <pic:nvPicPr>
+                    <pic:cNvPr id="1849803761" name=""/>
+                    <pic:cNvPicPr/>
+                  </pic:nvPicPr>
+                  <pic:blipFill>
+                    <a:blip r:embed="rId9"/>
+                    <a:stretch>
+                      <a:fillRect/>
+                    </a:stretch>
+                  </pic:blipFill>
+                  <pic:spPr>
+                    <a:xfrm>
+                      <a:off x="0" y="0"/>
+                      <a:ext cx="3820058" cy="2524477"/>
+                    </a:xfrm>
+                    <a:prstGeom prst="rect">
+                      <a:avLst/>
+                    </a:prstGeom>
+                  </pic:spPr>
+                </pic:pic>
+              </a:graphicData>
+            </a:graphic>
+          </wp:inline>
+        </w:drawing>
       </w:r>
     </w:p>
     <w:p>
@@ -3835,6 +3946,7 @@
   <w:style w:type="character" w:default="1" w:styleId="a0">
     <w:name w:val="Default Paragraph Font"/>
     <w:uiPriority w:val="1"/>
+    <w:semiHidden/>
     <w:unhideWhenUsed/>
   </w:style>
   <w:style w:type="table" w:default="1" w:styleId="a1">
